--- a/Assignment/Module 14) Python – Collections, functions and Modules/Theory/Module 14) Python – Collections, functions and Modules.docx
+++ b/Assignment/Module 14) Python – Collections, functions and Modules/Theory/Module 14) Python – Collections, functions and Modules.docx
@@ -86,7 +86,6 @@
     </w:p>
     <w:p>
       <w:pPr>
-        <w:jc w:val="both"/>
         <w:rPr>
           <w:rFonts w:eastAsia="Times New Roman" w:cs="Times New Roman"/>
           <w:kern w:val="0"/>
@@ -115,7 +114,27 @@
           <w:lang w:eastAsia="en-IN"/>
           <w14:ligatures w14:val="none"/>
         </w:rPr>
-        <w:t>Lists store multiple values in one variable. Create them using square brackets and access items using indexes.</w:t>
+        <w:t>Lists store multiple values in a single variable.</w:t>
+      </w:r>
+      <w:r>
+        <w:rPr>
+          <w:rFonts w:eastAsia="Times New Roman" w:cs="Times New Roman"/>
+          <w:kern w:val="0"/>
+          <w:lang w:eastAsia="en-IN"/>
+          <w14:ligatures w14:val="none"/>
+        </w:rPr>
+        <w:br/>
+        <w:t>They are created using square brackets [].</w:t>
+      </w:r>
+      <w:r>
+        <w:rPr>
+          <w:rFonts w:eastAsia="Times New Roman" w:cs="Times New Roman"/>
+          <w:kern w:val="0"/>
+          <w:lang w:eastAsia="en-IN"/>
+          <w14:ligatures w14:val="none"/>
+        </w:rPr>
+        <w:br/>
+        <w:t>Elements are accessed using index positions.</w:t>
       </w:r>
     </w:p>
     <w:p>
@@ -156,7 +175,6 @@
     </w:p>
     <w:p>
       <w:pPr>
-        <w:jc w:val="both"/>
         <w:rPr>
           <w:rFonts w:eastAsia="Times New Roman" w:cs="Times New Roman"/>
           <w:kern w:val="0"/>
@@ -185,7 +203,27 @@
           <w:lang w:eastAsia="en-IN"/>
           <w14:ligatures w14:val="none"/>
         </w:rPr>
-        <w:t>Indexing lets you access elements by position. Positive indexing starts from 0, negative indexing starts from -1.</w:t>
+        <w:t>Indexing is used to access elements in a list.</w:t>
+      </w:r>
+      <w:r>
+        <w:rPr>
+          <w:rFonts w:eastAsia="Times New Roman" w:cs="Times New Roman"/>
+          <w:kern w:val="0"/>
+          <w:lang w:eastAsia="en-IN"/>
+          <w14:ligatures w14:val="none"/>
+        </w:rPr>
+        <w:br/>
+        <w:t>Positive indexing starts from 0.</w:t>
+      </w:r>
+      <w:r>
+        <w:rPr>
+          <w:rFonts w:eastAsia="Times New Roman" w:cs="Times New Roman"/>
+          <w:kern w:val="0"/>
+          <w:lang w:eastAsia="en-IN"/>
+          <w14:ligatures w14:val="none"/>
+        </w:rPr>
+        <w:br/>
+        <w:t>Negative indexing starts from -1 (last element).</w:t>
       </w:r>
     </w:p>
     <w:p>
@@ -226,7 +264,6 @@
     </w:p>
     <w:p>
       <w:pPr>
-        <w:jc w:val="both"/>
         <w:rPr>
           <w:rFonts w:eastAsia="Times New Roman" w:cs="Times New Roman"/>
           <w:kern w:val="0"/>
@@ -255,12 +292,31 @@
           <w:lang w:eastAsia="en-IN"/>
           <w14:ligatures w14:val="none"/>
         </w:rPr>
-        <w:t>Slicing allows you to access a range of elements using start and end indexes.</w:t>
-      </w:r>
-    </w:p>
-    <w:p>
-      <w:pPr>
-        <w:jc w:val="both"/>
+        <w:t>Slicing is used to get a range of elements.</w:t>
+      </w:r>
+      <w:r>
+        <w:rPr>
+          <w:rFonts w:eastAsia="Times New Roman" w:cs="Times New Roman"/>
+          <w:kern w:val="0"/>
+          <w:lang w:eastAsia="en-IN"/>
+          <w14:ligatures w14:val="none"/>
+        </w:rPr>
+        <w:br/>
+        <w:t>It uses start and end index positions.</w:t>
+      </w:r>
+      <w:r>
+        <w:rPr>
+          <w:rFonts w:eastAsia="Times New Roman" w:cs="Times New Roman"/>
+          <w:kern w:val="0"/>
+          <w:lang w:eastAsia="en-IN"/>
+          <w14:ligatures w14:val="none"/>
+        </w:rPr>
+        <w:br/>
+        <w:t>Example: list[1:4] returns selected items.</w:t>
+      </w:r>
+    </w:p>
+    <w:p>
+      <w:pPr>
         <w:rPr>
           <w:rFonts w:eastAsia="Times New Roman" w:cs="Times New Roman"/>
           <w:kern w:val="0"/>
@@ -296,7 +352,6 @@
     </w:p>
     <w:p>
       <w:pPr>
-        <w:jc w:val="both"/>
         <w:rPr>
           <w:rFonts w:eastAsia="Times New Roman" w:cs="Times New Roman"/>
           <w:kern w:val="0"/>
@@ -325,7 +380,27 @@
           <w:lang w:eastAsia="en-IN"/>
           <w14:ligatures w14:val="none"/>
         </w:rPr>
-        <w:t>Lists support concatenation using +, repetition using *, and membership checks using in.</w:t>
+        <w:t>Lists support concatenation using +.</w:t>
+      </w:r>
+      <w:r>
+        <w:rPr>
+          <w:rFonts w:eastAsia="Times New Roman" w:cs="Times New Roman"/>
+          <w:kern w:val="0"/>
+          <w:lang w:eastAsia="en-IN"/>
+          <w14:ligatures w14:val="none"/>
+        </w:rPr>
+        <w:br/>
+        <w:t>Repetition is done using *.</w:t>
+      </w:r>
+      <w:r>
+        <w:rPr>
+          <w:rFonts w:eastAsia="Times New Roman" w:cs="Times New Roman"/>
+          <w:kern w:val="0"/>
+          <w:lang w:eastAsia="en-IN"/>
+          <w14:ligatures w14:val="none"/>
+        </w:rPr>
+        <w:br/>
+        <w:t>Membership is checked using in keyword.</w:t>
       </w:r>
     </w:p>
     <w:p>
@@ -446,7 +521,6 @@
     </w:p>
     <w:p>
       <w:pPr>
-        <w:jc w:val="both"/>
         <w:rPr>
           <w:rFonts w:eastAsia="Times New Roman" w:cs="Times New Roman"/>
           <w:kern w:val="0"/>
@@ -491,7 +565,16 @@
           <w:lang w:eastAsia="en-IN"/>
           <w14:ligatures w14:val="none"/>
         </w:rPr>
-        <w:t xml:space="preserve">) adds to the end, </w:t>
+        <w:t>) adds elements at the end.</w:t>
+      </w:r>
+      <w:r>
+        <w:rPr>
+          <w:rFonts w:eastAsia="Times New Roman" w:cs="Times New Roman"/>
+          <w:kern w:val="0"/>
+          <w:lang w:eastAsia="en-IN"/>
+          <w14:ligatures w14:val="none"/>
+        </w:rPr>
+        <w:br/>
       </w:r>
       <w:proofErr w:type="gramStart"/>
       <w:r>
@@ -511,7 +594,16 @@
           <w:lang w:eastAsia="en-IN"/>
           <w14:ligatures w14:val="none"/>
         </w:rPr>
-        <w:t xml:space="preserve">) adds at a position, </w:t>
+        <w:t>) adds at a specific position.</w:t>
+      </w:r>
+      <w:r>
+        <w:rPr>
+          <w:rFonts w:eastAsia="Times New Roman" w:cs="Times New Roman"/>
+          <w:kern w:val="0"/>
+          <w:lang w:eastAsia="en-IN"/>
+          <w14:ligatures w14:val="none"/>
+        </w:rPr>
+        <w:br/>
       </w:r>
       <w:proofErr w:type="gramStart"/>
       <w:r>
@@ -531,7 +623,7 @@
           <w:lang w:eastAsia="en-IN"/>
           <w14:ligatures w14:val="none"/>
         </w:rPr>
-        <w:t xml:space="preserve">) deletes by value, and </w:t>
+        <w:t xml:space="preserve">) and </w:t>
       </w:r>
       <w:proofErr w:type="gramStart"/>
       <w:r>
@@ -551,8 +643,41 @@
           <w:lang w:eastAsia="en-IN"/>
           <w14:ligatures w14:val="none"/>
         </w:rPr>
-        <w:t>) removes by index.</w:t>
-      </w:r>
+        <w:t>) delete elements.</w:t>
+      </w:r>
+    </w:p>
+    <w:p>
+      <w:pPr>
+        <w:jc w:val="both"/>
+        <w:rPr>
+          <w:rFonts w:eastAsia="Times New Roman" w:cs="Times New Roman"/>
+          <w:kern w:val="0"/>
+          <w:lang w:eastAsia="en-IN"/>
+          <w14:ligatures w14:val="none"/>
+        </w:rPr>
+      </w:pPr>
+    </w:p>
+    <w:p>
+      <w:pPr>
+        <w:jc w:val="both"/>
+        <w:rPr>
+          <w:rFonts w:eastAsia="Times New Roman" w:cs="Times New Roman"/>
+          <w:kern w:val="0"/>
+          <w:lang w:eastAsia="en-IN"/>
+          <w14:ligatures w14:val="none"/>
+        </w:rPr>
+      </w:pPr>
+    </w:p>
+    <w:p>
+      <w:pPr>
+        <w:jc w:val="both"/>
+        <w:rPr>
+          <w:rFonts w:eastAsia="Times New Roman" w:cs="Times New Roman"/>
+          <w:kern w:val="0"/>
+          <w:lang w:eastAsia="en-IN"/>
+          <w14:ligatures w14:val="none"/>
+        </w:rPr>
+      </w:pPr>
     </w:p>
     <w:p>
       <w:pPr>
@@ -587,14 +712,14 @@
           <w:lang w:eastAsia="en-IN"/>
           <w14:ligatures w14:val="none"/>
         </w:rPr>
+        <w:lastRenderedPageBreak/>
         <w:t xml:space="preserve">Iterating over a list using loops. </w:t>
       </w:r>
     </w:p>
     <w:p>
       <w:pPr>
-        <w:jc w:val="both"/>
-        <w:rPr>
-          <w:rFonts w:eastAsia="Times New Roman" w:cs="Times New Roman"/>
+        <w:rPr>
+          <w:rFonts w:eastAsia="Times New Roman"/>
           <w:kern w:val="0"/>
           <w:lang w:eastAsia="en-IN"/>
           <w14:ligatures w14:val="none"/>
@@ -616,12 +741,32 @@
       </w:r>
       <w:r>
         <w:rPr>
-          <w:rFonts w:eastAsia="Times New Roman" w:cs="Times New Roman"/>
-          <w:kern w:val="0"/>
-          <w:lang w:eastAsia="en-IN"/>
-          <w14:ligatures w14:val="none"/>
-        </w:rPr>
-        <w:t>You can iterate through a list using for or while loops.</w:t>
+          <w:rFonts w:eastAsia="Times New Roman"/>
+          <w:kern w:val="0"/>
+          <w:lang w:eastAsia="en-IN"/>
+          <w14:ligatures w14:val="none"/>
+        </w:rPr>
+        <w:t>Lists can be traversed using loops.</w:t>
+      </w:r>
+      <w:r>
+        <w:rPr>
+          <w:rFonts w:eastAsia="Times New Roman"/>
+          <w:kern w:val="0"/>
+          <w:lang w:eastAsia="en-IN"/>
+          <w14:ligatures w14:val="none"/>
+        </w:rPr>
+        <w:br/>
+        <w:t>for loop is commonly used.</w:t>
+      </w:r>
+      <w:r>
+        <w:rPr>
+          <w:rFonts w:eastAsia="Times New Roman"/>
+          <w:kern w:val="0"/>
+          <w:lang w:eastAsia="en-IN"/>
+          <w14:ligatures w14:val="none"/>
+        </w:rPr>
+        <w:br/>
+        <w:t>Each element can be accessed one by one.</w:t>
       </w:r>
     </w:p>
     <w:p>
@@ -722,7 +867,6 @@
     </w:p>
     <w:p>
       <w:pPr>
-        <w:jc w:val="both"/>
         <w:rPr>
           <w:rFonts w:eastAsia="Times New Roman" w:cs="Times New Roman"/>
           <w:kern w:val="0"/>
@@ -767,7 +911,16 @@
           <w:lang w:eastAsia="en-IN"/>
           <w14:ligatures w14:val="none"/>
         </w:rPr>
-        <w:t xml:space="preserve">) changes the list order, </w:t>
+        <w:t>) arranges elements in order.</w:t>
+      </w:r>
+      <w:r>
+        <w:rPr>
+          <w:rFonts w:eastAsia="Times New Roman" w:cs="Times New Roman"/>
+          <w:kern w:val="0"/>
+          <w:lang w:eastAsia="en-IN"/>
+          <w14:ligatures w14:val="none"/>
+        </w:rPr>
+        <w:br/>
       </w:r>
       <w:proofErr w:type="gramStart"/>
       <w:r>
@@ -787,7 +940,16 @@
           <w:lang w:eastAsia="en-IN"/>
           <w14:ligatures w14:val="none"/>
         </w:rPr>
-        <w:t xml:space="preserve">) returns a new sorted list, and </w:t>
+        <w:t>) returns a new sorted list.</w:t>
+      </w:r>
+      <w:r>
+        <w:rPr>
+          <w:rFonts w:eastAsia="Times New Roman" w:cs="Times New Roman"/>
+          <w:kern w:val="0"/>
+          <w:lang w:eastAsia="en-IN"/>
+          <w14:ligatures w14:val="none"/>
+        </w:rPr>
+        <w:br/>
       </w:r>
       <w:proofErr w:type="gramStart"/>
       <w:r>
@@ -807,7 +969,7 @@
           <w:lang w:eastAsia="en-IN"/>
           <w14:ligatures w14:val="none"/>
         </w:rPr>
-        <w:t>) reverses the list.</w:t>
+        <w:t>) reverses the list order.</w:t>
       </w:r>
     </w:p>
     <w:p>
@@ -843,13 +1005,11 @@
           <w:lang w:eastAsia="en-IN"/>
           <w14:ligatures w14:val="none"/>
         </w:rPr>
-        <w:lastRenderedPageBreak/>
         <w:t>Basic list manipulations: addition, deletion, updating, and slicing.</w:t>
       </w:r>
     </w:p>
     <w:p>
       <w:pPr>
-        <w:jc w:val="both"/>
         <w:rPr>
           <w:rFonts w:eastAsia="Times New Roman" w:cs="Times New Roman"/>
           <w:kern w:val="0"/>
@@ -878,12 +1038,31 @@
           <w:lang w:eastAsia="en-IN"/>
           <w14:ligatures w14:val="none"/>
         </w:rPr>
-        <w:t>Lists allow adding, deleting, updating elements, and slicing parts of the list easily.</w:t>
-      </w:r>
-    </w:p>
-    <w:p>
-      <w:pPr>
-        <w:jc w:val="both"/>
+        <w:t>Lists allow adding and deleting elements.</w:t>
+      </w:r>
+      <w:r>
+        <w:rPr>
+          <w:rFonts w:eastAsia="Times New Roman" w:cs="Times New Roman"/>
+          <w:kern w:val="0"/>
+          <w:lang w:eastAsia="en-IN"/>
+          <w14:ligatures w14:val="none"/>
+        </w:rPr>
+        <w:br/>
+        <w:t>Elements can be updated easily.</w:t>
+      </w:r>
+      <w:r>
+        <w:rPr>
+          <w:rFonts w:eastAsia="Times New Roman" w:cs="Times New Roman"/>
+          <w:kern w:val="0"/>
+          <w:lang w:eastAsia="en-IN"/>
+          <w14:ligatures w14:val="none"/>
+        </w:rPr>
+        <w:br/>
+        <w:t>Slicing helps modify parts of list.</w:t>
+      </w:r>
+    </w:p>
+    <w:p>
+      <w:pPr>
         <w:rPr>
           <w:rFonts w:eastAsia="Times New Roman" w:cs="Times New Roman"/>
           <w:kern w:val="0"/>
@@ -919,7 +1098,6 @@
     </w:p>
     <w:p>
       <w:pPr>
-        <w:jc w:val="both"/>
         <w:rPr>
           <w:rFonts w:eastAsia="Times New Roman" w:cs="Times New Roman"/>
           <w:kern w:val="0"/>
@@ -948,7 +1126,27 @@
           <w:lang w:eastAsia="en-IN"/>
           <w14:ligatures w14:val="none"/>
         </w:rPr>
-        <w:t>Tuples are ordered collections like lists but are immutable, meaning they cannot be changed.</w:t>
+        <w:t>Tuples are ordered collections like lists.</w:t>
+      </w:r>
+      <w:r>
+        <w:rPr>
+          <w:rFonts w:eastAsia="Times New Roman" w:cs="Times New Roman"/>
+          <w:kern w:val="0"/>
+          <w:lang w:eastAsia="en-IN"/>
+          <w14:ligatures w14:val="none"/>
+        </w:rPr>
+        <w:br/>
+        <w:t>They are immutable (cannot be changed).</w:t>
+      </w:r>
+      <w:r>
+        <w:rPr>
+          <w:rFonts w:eastAsia="Times New Roman" w:cs="Times New Roman"/>
+          <w:kern w:val="0"/>
+          <w:lang w:eastAsia="en-IN"/>
+          <w14:ligatures w14:val="none"/>
+        </w:rPr>
+        <w:br/>
+        <w:t>Used for fixed data storage.</w:t>
       </w:r>
     </w:p>
     <w:p>
@@ -989,7 +1187,6 @@
     </w:p>
     <w:p>
       <w:pPr>
-        <w:jc w:val="both"/>
         <w:rPr>
           <w:rFonts w:eastAsia="Times New Roman" w:cs="Times New Roman"/>
           <w:kern w:val="0"/>
@@ -1018,7 +1215,27 @@
           <w:lang w:eastAsia="en-IN"/>
           <w14:ligatures w14:val="none"/>
         </w:rPr>
-        <w:t>Tuples are created using parentheses and elements are accessed using indexes.</w:t>
+        <w:t>Tuples are created using parentheses ().</w:t>
+      </w:r>
+      <w:r>
+        <w:rPr>
+          <w:rFonts w:eastAsia="Times New Roman" w:cs="Times New Roman"/>
+          <w:kern w:val="0"/>
+          <w:lang w:eastAsia="en-IN"/>
+          <w14:ligatures w14:val="none"/>
+        </w:rPr>
+        <w:br/>
+        <w:t>Elements are accessed using indexes.</w:t>
+      </w:r>
+      <w:r>
+        <w:rPr>
+          <w:rFonts w:eastAsia="Times New Roman" w:cs="Times New Roman"/>
+          <w:kern w:val="0"/>
+          <w:lang w:eastAsia="en-IN"/>
+          <w14:ligatures w14:val="none"/>
+        </w:rPr>
+        <w:br/>
+        <w:t>They support indexing like lists.</w:t>
       </w:r>
     </w:p>
     <w:p>
@@ -1059,9 +1276,8 @@
     </w:p>
     <w:p>
       <w:pPr>
-        <w:jc w:val="both"/>
-        <w:rPr>
-          <w:rFonts w:eastAsia="Times New Roman" w:cs="Times New Roman"/>
+        <w:rPr>
+          <w:rFonts w:eastAsia="Times New Roman"/>
           <w:kern w:val="0"/>
           <w:lang w:eastAsia="en-IN"/>
           <w14:ligatures w14:val="none"/>
@@ -1083,37 +1299,56 @@
       </w:r>
       <w:r>
         <w:rPr>
-          <w:rFonts w:eastAsia="Times New Roman" w:cs="Times New Roman"/>
-          <w:kern w:val="0"/>
-          <w:lang w:eastAsia="en-IN"/>
-          <w14:ligatures w14:val="none"/>
-        </w:rPr>
-        <w:t xml:space="preserve">Tuples support concatenation, repetition, and membership testing </w:t>
-      </w:r>
-      <w:proofErr w:type="gramStart"/>
-      <w:r>
-        <w:rPr>
-          <w:rFonts w:eastAsia="Times New Roman" w:cs="Times New Roman"/>
-          <w:kern w:val="0"/>
-          <w:lang w:eastAsia="en-IN"/>
-          <w14:ligatures w14:val="none"/>
-        </w:rPr>
-        <w:t>similar to</w:t>
-      </w:r>
-      <w:proofErr w:type="gramEnd"/>
-      <w:r>
-        <w:rPr>
-          <w:rFonts w:eastAsia="Times New Roman" w:cs="Times New Roman"/>
-          <w:kern w:val="0"/>
-          <w:lang w:eastAsia="en-IN"/>
-          <w14:ligatures w14:val="none"/>
-        </w:rPr>
-        <w:t xml:space="preserve"> lists.</w:t>
-      </w:r>
-    </w:p>
-    <w:p>
-      <w:pPr>
-        <w:jc w:val="both"/>
+          <w:rFonts w:eastAsia="Times New Roman"/>
+          <w:kern w:val="0"/>
+          <w:lang w:eastAsia="en-IN"/>
+          <w14:ligatures w14:val="none"/>
+        </w:rPr>
+        <w:t>Tuples support concatenation using +.</w:t>
+      </w:r>
+      <w:r>
+        <w:rPr>
+          <w:rFonts w:eastAsia="Times New Roman"/>
+          <w:kern w:val="0"/>
+          <w:lang w:eastAsia="en-IN"/>
+          <w14:ligatures w14:val="none"/>
+        </w:rPr>
+        <w:br/>
+        <w:t>Repetition is done using *.</w:t>
+      </w:r>
+      <w:r>
+        <w:rPr>
+          <w:rFonts w:eastAsia="Times New Roman"/>
+          <w:kern w:val="0"/>
+          <w:lang w:eastAsia="en-IN"/>
+          <w14:ligatures w14:val="none"/>
+        </w:rPr>
+        <w:br/>
+        <w:t>Membership is checked using in.</w:t>
+      </w:r>
+    </w:p>
+    <w:p>
+      <w:pPr>
+        <w:rPr>
+          <w:rFonts w:eastAsia="Times New Roman" w:cs="Times New Roman"/>
+          <w:kern w:val="0"/>
+          <w:lang w:eastAsia="en-IN"/>
+          <w14:ligatures w14:val="none"/>
+        </w:rPr>
+      </w:pPr>
+    </w:p>
+    <w:p>
+      <w:pPr>
+        <w:rPr>
+          <w:rFonts w:eastAsia="Times New Roman" w:cs="Times New Roman"/>
+          <w:kern w:val="0"/>
+          <w:lang w:eastAsia="en-IN"/>
+          <w14:ligatures w14:val="none"/>
+        </w:rPr>
+      </w:pPr>
+    </w:p>
+    <w:p>
+      <w:pPr>
         <w:rPr>
           <w:rFonts w:eastAsia="Times New Roman" w:cs="Times New Roman"/>
           <w:kern w:val="0"/>
@@ -1144,12 +1379,12 @@
           <w:lang w:eastAsia="en-IN"/>
           <w14:ligatures w14:val="none"/>
         </w:rPr>
+        <w:lastRenderedPageBreak/>
         <w:t xml:space="preserve">Accessing tuple elements using positive and negative indexing. </w:t>
       </w:r>
     </w:p>
     <w:p>
       <w:pPr>
-        <w:jc w:val="both"/>
         <w:rPr>
           <w:rFonts w:eastAsia="Times New Roman" w:cs="Times New Roman"/>
           <w:kern w:val="0"/>
@@ -1178,12 +1413,31 @@
           <w:lang w:eastAsia="en-IN"/>
           <w14:ligatures w14:val="none"/>
         </w:rPr>
-        <w:t>Tuple elements can be accessed using positive and negative indexing.</w:t>
-      </w:r>
-    </w:p>
-    <w:p>
-      <w:pPr>
-        <w:jc w:val="both"/>
+        <w:t>Tuples support positive indexing from 0.</w:t>
+      </w:r>
+      <w:r>
+        <w:rPr>
+          <w:rFonts w:eastAsia="Times New Roman" w:cs="Times New Roman"/>
+          <w:kern w:val="0"/>
+          <w:lang w:eastAsia="en-IN"/>
+          <w14:ligatures w14:val="none"/>
+        </w:rPr>
+        <w:br/>
+        <w:t>Negative indexing starts from -1.</w:t>
+      </w:r>
+      <w:r>
+        <w:rPr>
+          <w:rFonts w:eastAsia="Times New Roman" w:cs="Times New Roman"/>
+          <w:kern w:val="0"/>
+          <w:lang w:eastAsia="en-IN"/>
+          <w14:ligatures w14:val="none"/>
+        </w:rPr>
+        <w:br/>
+        <w:t>Used to access elements easily.</w:t>
+      </w:r>
+    </w:p>
+    <w:p>
+      <w:pPr>
         <w:rPr>
           <w:rFonts w:eastAsia="Times New Roman" w:cs="Times New Roman"/>
           <w:kern w:val="0"/>
@@ -1219,7 +1473,6 @@
     </w:p>
     <w:p>
       <w:pPr>
-        <w:jc w:val="both"/>
         <w:rPr>
           <w:rFonts w:eastAsia="Times New Roman" w:cs="Times New Roman"/>
           <w:kern w:val="0"/>
@@ -1248,7 +1501,27 @@
           <w:lang w:eastAsia="en-IN"/>
           <w14:ligatures w14:val="none"/>
         </w:rPr>
-        <w:t>Slicing in tuples works the same way as in lists to get a range of elements.</w:t>
+        <w:t>Slicing extracts a portion of tuple.</w:t>
+      </w:r>
+      <w:r>
+        <w:rPr>
+          <w:rFonts w:eastAsia="Times New Roman" w:cs="Times New Roman"/>
+          <w:kern w:val="0"/>
+          <w:lang w:eastAsia="en-IN"/>
+          <w14:ligatures w14:val="none"/>
+        </w:rPr>
+        <w:br/>
+        <w:t>Uses start and end index.</w:t>
+      </w:r>
+      <w:r>
+        <w:rPr>
+          <w:rFonts w:eastAsia="Times New Roman" w:cs="Times New Roman"/>
+          <w:kern w:val="0"/>
+          <w:lang w:eastAsia="en-IN"/>
+          <w14:ligatures w14:val="none"/>
+        </w:rPr>
+        <w:br/>
+        <w:t>Works similar to list slicing.</w:t>
       </w:r>
     </w:p>
     <w:p>
@@ -1289,7 +1562,6 @@
     </w:p>
     <w:p>
       <w:pPr>
-        <w:jc w:val="both"/>
         <w:rPr>
           <w:rFonts w:eastAsia="Times New Roman" w:cs="Times New Roman"/>
           <w:kern w:val="0"/>
@@ -1318,7 +1590,27 @@
           <w:lang w:eastAsia="en-IN"/>
           <w14:ligatures w14:val="none"/>
         </w:rPr>
-        <w:t>Dictionaries store data in key-value pairs, where each key is unique.</w:t>
+        <w:t>Dictionaries store data in key-value pairs.</w:t>
+      </w:r>
+      <w:r>
+        <w:rPr>
+          <w:rFonts w:eastAsia="Times New Roman" w:cs="Times New Roman"/>
+          <w:kern w:val="0"/>
+          <w:lang w:eastAsia="en-IN"/>
+          <w14:ligatures w14:val="none"/>
+        </w:rPr>
+        <w:br/>
+        <w:t>Each key must be unique.</w:t>
+      </w:r>
+      <w:r>
+        <w:rPr>
+          <w:rFonts w:eastAsia="Times New Roman" w:cs="Times New Roman"/>
+          <w:kern w:val="0"/>
+          <w:lang w:eastAsia="en-IN"/>
+          <w14:ligatures w14:val="none"/>
+        </w:rPr>
+        <w:br/>
+        <w:t>Used for structured data storage.</w:t>
       </w:r>
     </w:p>
     <w:p>
@@ -1359,7 +1651,6 @@
     </w:p>
     <w:p>
       <w:pPr>
-        <w:jc w:val="both"/>
         <w:rPr>
           <w:rFonts w:eastAsia="Times New Roman" w:cs="Times New Roman"/>
           <w:kern w:val="0"/>
@@ -1388,7 +1679,27 @@
           <w:lang w:eastAsia="en-IN"/>
           <w14:ligatures w14:val="none"/>
         </w:rPr>
-        <w:t>Dictionary elements can be accessed by keys and can be added, updated, or deleted.</w:t>
+        <w:t>Values are accessed using keys.</w:t>
+      </w:r>
+      <w:r>
+        <w:rPr>
+          <w:rFonts w:eastAsia="Times New Roman" w:cs="Times New Roman"/>
+          <w:kern w:val="0"/>
+          <w:lang w:eastAsia="en-IN"/>
+          <w14:ligatures w14:val="none"/>
+        </w:rPr>
+        <w:br/>
+        <w:t>Elements can be added or updated.</w:t>
+      </w:r>
+      <w:r>
+        <w:rPr>
+          <w:rFonts w:eastAsia="Times New Roman" w:cs="Times New Roman"/>
+          <w:kern w:val="0"/>
+          <w:lang w:eastAsia="en-IN"/>
+          <w14:ligatures w14:val="none"/>
+        </w:rPr>
+        <w:br/>
+        <w:t>Items can also be deleted easily.</w:t>
       </w:r>
     </w:p>
     <w:p>
@@ -1489,7 +1800,6 @@
     </w:p>
     <w:p>
       <w:pPr>
-        <w:jc w:val="both"/>
         <w:rPr>
           <w:rFonts w:eastAsia="Times New Roman" w:cs="Times New Roman"/>
           <w:kern w:val="0"/>
@@ -1534,7 +1844,16 @@
           <w:lang w:eastAsia="en-IN"/>
           <w14:ligatures w14:val="none"/>
         </w:rPr>
-        <w:t xml:space="preserve">) returns all keys, </w:t>
+        <w:t>) returns all keys.</w:t>
+      </w:r>
+      <w:r>
+        <w:rPr>
+          <w:rFonts w:eastAsia="Times New Roman" w:cs="Times New Roman"/>
+          <w:kern w:val="0"/>
+          <w:lang w:eastAsia="en-IN"/>
+          <w14:ligatures w14:val="none"/>
+        </w:rPr>
+        <w:br/>
       </w:r>
       <w:proofErr w:type="gramStart"/>
       <w:r>
@@ -1574,7 +1893,16 @@
           <w:lang w:eastAsia="en-IN"/>
           <w14:ligatures w14:val="none"/>
         </w:rPr>
-        <w:t xml:space="preserve"> all values, and </w:t>
+        <w:t xml:space="preserve"> all values.</w:t>
+      </w:r>
+      <w:r>
+        <w:rPr>
+          <w:rFonts w:eastAsia="Times New Roman" w:cs="Times New Roman"/>
+          <w:kern w:val="0"/>
+          <w:lang w:eastAsia="en-IN"/>
+          <w14:ligatures w14:val="none"/>
+        </w:rPr>
+        <w:br/>
       </w:r>
       <w:proofErr w:type="gramStart"/>
       <w:r>
@@ -1594,8 +1922,39 @@
           <w:lang w:eastAsia="en-IN"/>
           <w14:ligatures w14:val="none"/>
         </w:rPr>
-        <w:t>) returns key-value pairs.</w:t>
-      </w:r>
+        <w:t xml:space="preserve">) </w:t>
+      </w:r>
+      <w:proofErr w:type="gramStart"/>
+      <w:r>
+        <w:rPr>
+          <w:rFonts w:eastAsia="Times New Roman" w:cs="Times New Roman"/>
+          <w:kern w:val="0"/>
+          <w:lang w:eastAsia="en-IN"/>
+          <w14:ligatures w14:val="none"/>
+        </w:rPr>
+        <w:t>returns</w:t>
+      </w:r>
+      <w:proofErr w:type="gramEnd"/>
+      <w:r>
+        <w:rPr>
+          <w:rFonts w:eastAsia="Times New Roman" w:cs="Times New Roman"/>
+          <w:kern w:val="0"/>
+          <w:lang w:eastAsia="en-IN"/>
+          <w14:ligatures w14:val="none"/>
+        </w:rPr>
+        <w:t xml:space="preserve"> key-value pairs.</w:t>
+      </w:r>
+    </w:p>
+    <w:p>
+      <w:pPr>
+        <w:jc w:val="both"/>
+        <w:rPr>
+          <w:rFonts w:eastAsia="Times New Roman" w:cs="Times New Roman"/>
+          <w:kern w:val="0"/>
+          <w:lang w:eastAsia="en-IN"/>
+          <w14:ligatures w14:val="none"/>
+        </w:rPr>
+      </w:pPr>
     </w:p>
     <w:p>
       <w:pPr>
@@ -1619,13 +1978,11 @@
           <w:lang w:eastAsia="en-IN"/>
           <w14:ligatures w14:val="none"/>
         </w:rPr>
-        <w:lastRenderedPageBreak/>
         <w:t xml:space="preserve">Iterating over a dictionary using loops. </w:t>
       </w:r>
     </w:p>
     <w:p>
       <w:pPr>
-        <w:jc w:val="both"/>
         <w:rPr>
           <w:rFonts w:eastAsia="Times New Roman" w:cs="Times New Roman"/>
           <w:kern w:val="0"/>
@@ -1654,8 +2011,50 @@
           <w:lang w:eastAsia="en-IN"/>
           <w14:ligatures w14:val="none"/>
         </w:rPr>
-        <w:t>You can iterate over a dictionary using loops to access keys, values, or both.</w:t>
-      </w:r>
+        <w:t>Dictionaries can be iterated using loops.</w:t>
+      </w:r>
+      <w:r>
+        <w:rPr>
+          <w:rFonts w:eastAsia="Times New Roman" w:cs="Times New Roman"/>
+          <w:kern w:val="0"/>
+          <w:lang w:eastAsia="en-IN"/>
+          <w14:ligatures w14:val="none"/>
+        </w:rPr>
+        <w:br/>
+        <w:t>You can access keys or values.</w:t>
+      </w:r>
+      <w:r>
+        <w:rPr>
+          <w:rFonts w:eastAsia="Times New Roman" w:cs="Times New Roman"/>
+          <w:kern w:val="0"/>
+          <w:lang w:eastAsia="en-IN"/>
+          <w14:ligatures w14:val="none"/>
+        </w:rPr>
+        <w:br/>
+        <w:t>Useful for processing data.</w:t>
+      </w:r>
+    </w:p>
+    <w:p>
+      <w:pPr>
+        <w:jc w:val="both"/>
+        <w:rPr>
+          <w:rFonts w:eastAsia="Times New Roman" w:cs="Times New Roman"/>
+          <w:kern w:val="0"/>
+          <w:lang w:eastAsia="en-IN"/>
+          <w14:ligatures w14:val="none"/>
+        </w:rPr>
+      </w:pPr>
+    </w:p>
+    <w:p>
+      <w:pPr>
+        <w:jc w:val="both"/>
+        <w:rPr>
+          <w:rFonts w:eastAsia="Times New Roman" w:cs="Times New Roman"/>
+          <w:kern w:val="0"/>
+          <w:lang w:eastAsia="en-IN"/>
+          <w14:ligatures w14:val="none"/>
+        </w:rPr>
+      </w:pPr>
     </w:p>
     <w:p>
       <w:pPr>
@@ -1690,6 +2089,7 @@
           <w:lang w:eastAsia="en-IN"/>
           <w14:ligatures w14:val="none"/>
         </w:rPr>
+        <w:lastRenderedPageBreak/>
         <w:t xml:space="preserve">Merging two lists into a dictionary using loops or </w:t>
       </w:r>
       <w:proofErr w:type="gramStart"/>
@@ -1715,7 +2115,6 @@
     </w:p>
     <w:p>
       <w:pPr>
-        <w:jc w:val="both"/>
         <w:rPr>
           <w:rFonts w:eastAsia="Times New Roman" w:cs="Times New Roman"/>
           <w:kern w:val="0"/>
@@ -1744,7 +2143,7 @@
           <w:lang w:eastAsia="en-IN"/>
           <w14:ligatures w14:val="none"/>
         </w:rPr>
-        <w:t xml:space="preserve">Two lists can be merged into a dictionary using loops or the </w:t>
+        <w:t xml:space="preserve">Two lists can be merged using </w:t>
       </w:r>
       <w:proofErr w:type="gramStart"/>
       <w:r>
@@ -1764,12 +2163,31 @@
           <w:lang w:eastAsia="en-IN"/>
           <w14:ligatures w14:val="none"/>
         </w:rPr>
-        <w:t>) function.</w:t>
-      </w:r>
-    </w:p>
-    <w:p>
-      <w:pPr>
-        <w:jc w:val="both"/>
+        <w:t>).</w:t>
+      </w:r>
+      <w:r>
+        <w:rPr>
+          <w:rFonts w:eastAsia="Times New Roman" w:cs="Times New Roman"/>
+          <w:kern w:val="0"/>
+          <w:lang w:eastAsia="en-IN"/>
+          <w14:ligatures w14:val="none"/>
+        </w:rPr>
+        <w:br/>
+        <w:t>One list becomes keys, another values.</w:t>
+      </w:r>
+      <w:r>
+        <w:rPr>
+          <w:rFonts w:eastAsia="Times New Roman" w:cs="Times New Roman"/>
+          <w:kern w:val="0"/>
+          <w:lang w:eastAsia="en-IN"/>
+          <w14:ligatures w14:val="none"/>
+        </w:rPr>
+        <w:br/>
+        <w:t>Loops can also be used.</w:t>
+      </w:r>
+    </w:p>
+    <w:p>
+      <w:pPr>
         <w:rPr>
           <w:rFonts w:eastAsia="Times New Roman" w:cs="Times New Roman"/>
           <w:kern w:val="0"/>
@@ -1805,7 +2223,6 @@
     </w:p>
     <w:p>
       <w:pPr>
-        <w:jc w:val="both"/>
         <w:rPr>
           <w:rFonts w:eastAsia="Times New Roman" w:cs="Times New Roman"/>
           <w:kern w:val="0"/>
@@ -1834,7 +2251,27 @@
           <w:lang w:eastAsia="en-IN"/>
           <w14:ligatures w14:val="none"/>
         </w:rPr>
-        <w:t>Dictionaries are commonly used to count character occurrences in a string.</w:t>
+        <w:t>Dictionaries can count occurrences of characters.</w:t>
+      </w:r>
+      <w:r>
+        <w:rPr>
+          <w:rFonts w:eastAsia="Times New Roman" w:cs="Times New Roman"/>
+          <w:kern w:val="0"/>
+          <w:lang w:eastAsia="en-IN"/>
+          <w14:ligatures w14:val="none"/>
+        </w:rPr>
+        <w:br/>
+        <w:t>Each character is stored as key.</w:t>
+      </w:r>
+      <w:r>
+        <w:rPr>
+          <w:rFonts w:eastAsia="Times New Roman" w:cs="Times New Roman"/>
+          <w:kern w:val="0"/>
+          <w:lang w:eastAsia="en-IN"/>
+          <w14:ligatures w14:val="none"/>
+        </w:rPr>
+        <w:br/>
+        <w:t>Count is stored as value.</w:t>
       </w:r>
     </w:p>
     <w:p>
@@ -1875,7 +2312,6 @@
     </w:p>
     <w:p>
       <w:pPr>
-        <w:jc w:val="both"/>
         <w:rPr>
           <w:rFonts w:eastAsia="Times New Roman" w:cs="Times New Roman"/>
           <w:kern w:val="0"/>
@@ -1904,7 +2340,27 @@
           <w:lang w:eastAsia="en-IN"/>
           <w14:ligatures w14:val="none"/>
         </w:rPr>
-        <w:t>Functions are defined using the def keyword to organize and reuse code.</w:t>
+        <w:t>Functions are defined using def keyword.</w:t>
+      </w:r>
+      <w:r>
+        <w:rPr>
+          <w:rFonts w:eastAsia="Times New Roman" w:cs="Times New Roman"/>
+          <w:kern w:val="0"/>
+          <w:lang w:eastAsia="en-IN"/>
+          <w14:ligatures w14:val="none"/>
+        </w:rPr>
+        <w:br/>
+        <w:t>They perform specific tasks.</w:t>
+      </w:r>
+      <w:r>
+        <w:rPr>
+          <w:rFonts w:eastAsia="Times New Roman" w:cs="Times New Roman"/>
+          <w:kern w:val="0"/>
+          <w:lang w:eastAsia="en-IN"/>
+          <w14:ligatures w14:val="none"/>
+        </w:rPr>
+        <w:br/>
+        <w:t>Help in code reusability.</w:t>
       </w:r>
     </w:p>
     <w:p>
@@ -1945,7 +2401,6 @@
     </w:p>
     <w:p>
       <w:pPr>
-        <w:jc w:val="both"/>
         <w:rPr>
           <w:rFonts w:eastAsia="Times New Roman" w:cs="Times New Roman"/>
           <w:kern w:val="0"/>
@@ -1974,32 +2429,31 @@
           <w:lang w:eastAsia="en-IN"/>
           <w14:ligatures w14:val="none"/>
         </w:rPr>
-        <w:t xml:space="preserve">Functions can have parameters or </w:t>
-      </w:r>
-      <w:proofErr w:type="gramStart"/>
-      <w:r>
-        <w:rPr>
-          <w:rFonts w:eastAsia="Times New Roman" w:cs="Times New Roman"/>
-          <w:kern w:val="0"/>
-          <w:lang w:eastAsia="en-IN"/>
-          <w14:ligatures w14:val="none"/>
-        </w:rPr>
-        <w:t>not, and</w:t>
-      </w:r>
-      <w:proofErr w:type="gramEnd"/>
-      <w:r>
-        <w:rPr>
-          <w:rFonts w:eastAsia="Times New Roman" w:cs="Times New Roman"/>
-          <w:kern w:val="0"/>
-          <w:lang w:eastAsia="en-IN"/>
-          <w14:ligatures w14:val="none"/>
-        </w:rPr>
-        <w:t xml:space="preserve"> can return values or not.</w:t>
-      </w:r>
-    </w:p>
-    <w:p>
-      <w:pPr>
-        <w:jc w:val="both"/>
+        <w:t>Functions can have parameters or not.</w:t>
+      </w:r>
+      <w:r>
+        <w:rPr>
+          <w:rFonts w:eastAsia="Times New Roman" w:cs="Times New Roman"/>
+          <w:kern w:val="0"/>
+          <w:lang w:eastAsia="en-IN"/>
+          <w14:ligatures w14:val="none"/>
+        </w:rPr>
+        <w:br/>
+        <w:t>They can return values or not.</w:t>
+      </w:r>
+      <w:r>
+        <w:rPr>
+          <w:rFonts w:eastAsia="Times New Roman" w:cs="Times New Roman"/>
+          <w:kern w:val="0"/>
+          <w:lang w:eastAsia="en-IN"/>
+          <w14:ligatures w14:val="none"/>
+        </w:rPr>
+        <w:br/>
+        <w:t>Used based on requirement.</w:t>
+      </w:r>
+    </w:p>
+    <w:p>
+      <w:pPr>
         <w:rPr>
           <w:rFonts w:eastAsia="Times New Roman" w:cs="Times New Roman"/>
           <w:kern w:val="0"/>
@@ -2035,7 +2489,6 @@
     </w:p>
     <w:p>
       <w:pPr>
-        <w:jc w:val="both"/>
         <w:rPr>
           <w:rFonts w:eastAsia="Times New Roman" w:cs="Times New Roman"/>
           <w:kern w:val="0"/>
@@ -2064,7 +2517,27 @@
           <w:lang w:eastAsia="en-IN"/>
           <w14:ligatures w14:val="none"/>
         </w:rPr>
-        <w:t>Lambda functions are small anonymous functions written in a single line.</w:t>
+        <w:t>Lambda functions are anonymous functions.</w:t>
+      </w:r>
+      <w:r>
+        <w:rPr>
+          <w:rFonts w:eastAsia="Times New Roman" w:cs="Times New Roman"/>
+          <w:kern w:val="0"/>
+          <w:lang w:eastAsia="en-IN"/>
+          <w14:ligatures w14:val="none"/>
+        </w:rPr>
+        <w:br/>
+        <w:t>Written in a single line.</w:t>
+      </w:r>
+      <w:r>
+        <w:rPr>
+          <w:rFonts w:eastAsia="Times New Roman" w:cs="Times New Roman"/>
+          <w:kern w:val="0"/>
+          <w:lang w:eastAsia="en-IN"/>
+          <w14:ligatures w14:val="none"/>
+        </w:rPr>
+        <w:br/>
+        <w:t>Used for short operations.</w:t>
       </w:r>
     </w:p>
     <w:p>
@@ -2105,7 +2578,6 @@
     </w:p>
     <w:p>
       <w:pPr>
-        <w:jc w:val="both"/>
         <w:rPr>
           <w:rFonts w:eastAsia="Times New Roman" w:cs="Times New Roman"/>
           <w:kern w:val="0"/>
@@ -2134,12 +2606,51 @@
           <w:lang w:eastAsia="en-IN"/>
           <w14:ligatures w14:val="none"/>
         </w:rPr>
-        <w:t>Modules are files containing Python code and can be imported using import.</w:t>
-      </w:r>
-    </w:p>
-    <w:p>
-      <w:pPr>
-        <w:jc w:val="both"/>
+        <w:t>Modules are Python files containing code.</w:t>
+      </w:r>
+      <w:r>
+        <w:rPr>
+          <w:rFonts w:eastAsia="Times New Roman" w:cs="Times New Roman"/>
+          <w:kern w:val="0"/>
+          <w:lang w:eastAsia="en-IN"/>
+          <w14:ligatures w14:val="none"/>
+        </w:rPr>
+        <w:br/>
+        <w:t>They can be imported using import.</w:t>
+      </w:r>
+      <w:r>
+        <w:rPr>
+          <w:rFonts w:eastAsia="Times New Roman" w:cs="Times New Roman"/>
+          <w:kern w:val="0"/>
+          <w:lang w:eastAsia="en-IN"/>
+          <w14:ligatures w14:val="none"/>
+        </w:rPr>
+        <w:br/>
+        <w:t>Help in code reuse.</w:t>
+      </w:r>
+    </w:p>
+    <w:p>
+      <w:pPr>
+        <w:rPr>
+          <w:rFonts w:eastAsia="Times New Roman" w:cs="Times New Roman"/>
+          <w:kern w:val="0"/>
+          <w:lang w:eastAsia="en-IN"/>
+          <w14:ligatures w14:val="none"/>
+        </w:rPr>
+      </w:pPr>
+    </w:p>
+    <w:p>
+      <w:pPr>
+        <w:rPr>
+          <w:rFonts w:eastAsia="Times New Roman" w:cs="Times New Roman"/>
+          <w:kern w:val="0"/>
+          <w:lang w:eastAsia="en-IN"/>
+          <w14:ligatures w14:val="none"/>
+        </w:rPr>
+      </w:pPr>
+    </w:p>
+    <w:p>
+      <w:pPr>
         <w:rPr>
           <w:rFonts w:eastAsia="Times New Roman" w:cs="Times New Roman"/>
           <w:kern w:val="0"/>
@@ -2170,12 +2681,12 @@
           <w:lang w:eastAsia="en-IN"/>
           <w14:ligatures w14:val="none"/>
         </w:rPr>
+        <w:lastRenderedPageBreak/>
         <w:t>Standard library modules: math, random.</w:t>
       </w:r>
     </w:p>
     <w:p>
       <w:pPr>
-        <w:jc w:val="both"/>
         <w:rPr>
           <w:rFonts w:eastAsia="Times New Roman" w:cs="Times New Roman"/>
           <w:kern w:val="0"/>
@@ -2204,7 +2715,27 @@
           <w:lang w:eastAsia="en-IN"/>
           <w14:ligatures w14:val="none"/>
         </w:rPr>
-        <w:t>The math module provides mathematical functions, and random generates random values.</w:t>
+        <w:t>math module provides math functions.</w:t>
+      </w:r>
+      <w:r>
+        <w:rPr>
+          <w:rFonts w:eastAsia="Times New Roman" w:cs="Times New Roman"/>
+          <w:kern w:val="0"/>
+          <w:lang w:eastAsia="en-IN"/>
+          <w14:ligatures w14:val="none"/>
+        </w:rPr>
+        <w:br/>
+        <w:t>random module generates random values.</w:t>
+      </w:r>
+      <w:r>
+        <w:rPr>
+          <w:rFonts w:eastAsia="Times New Roman" w:cs="Times New Roman"/>
+          <w:kern w:val="0"/>
+          <w:lang w:eastAsia="en-IN"/>
+          <w14:ligatures w14:val="none"/>
+        </w:rPr>
+        <w:br/>
+        <w:t>Used for built-in operations.</w:t>
       </w:r>
     </w:p>
     <w:p>
@@ -2245,7 +2776,6 @@
     </w:p>
     <w:p>
       <w:pPr>
-        <w:jc w:val="both"/>
         <w:rPr>
           <w:rFonts w:eastAsia="Times New Roman" w:cs="Times New Roman"/>
           <w:kern w:val="0"/>
@@ -2274,7 +2804,27 @@
           <w:lang w:eastAsia="en-IN"/>
           <w14:ligatures w14:val="none"/>
         </w:rPr>
-        <w:t>Custom modules are user-defined Python files that can be imported and reused in programs.</w:t>
+        <w:t>Custom modules are user-defined Python files.</w:t>
+      </w:r>
+      <w:r>
+        <w:rPr>
+          <w:rFonts w:eastAsia="Times New Roman" w:cs="Times New Roman"/>
+          <w:kern w:val="0"/>
+          <w:lang w:eastAsia="en-IN"/>
+          <w14:ligatures w14:val="none"/>
+        </w:rPr>
+        <w:br/>
+        <w:t>They can be imported in other programs.</w:t>
+      </w:r>
+      <w:r>
+        <w:rPr>
+          <w:rFonts w:eastAsia="Times New Roman" w:cs="Times New Roman"/>
+          <w:kern w:val="0"/>
+          <w:lang w:eastAsia="en-IN"/>
+          <w14:ligatures w14:val="none"/>
+        </w:rPr>
+        <w:br/>
+        <w:t>Helps reuse code across projects.</w:t>
       </w:r>
     </w:p>
     <w:sectPr>
